--- a/自動產生合約範本/NEW/第三方-悠勢_停車場系統管理與技術服務合作協議書_公版_7.17.docx
+++ b/自動產生合約範本/NEW/第三方-悠勢_停車場系統管理與技術服務合作協議書_公版_7.17.docx
@@ -678,7 +678,7 @@
           <w:rFonts w:ascii="標楷體" w:eastAsia="標楷體" w:hAnsi="標楷體" w:cs="Times New Roman" w:hint="eastAsia"/>
           <w:color w:val="000000"/>
         </w:rPr>
-        <w:t xml:space="preserve">採月結制，即以每一（1）個月為一期，乙方於代收合作場站之停車營收（未稅）後，由甲乙雙方依甲方分得 {{ party_a_percent }}%、乙方分得 {{ party_b_percent }}%之比例進行分潤。</w:t>
+        <w:t xml:space="preserve">採月結制，即以每一（1）個月為一期，乙方於代收合作場站之停車營收（{{ tax_type }}）後，由甲乙雙方依甲方分得 {{ party_a_percent }}%、乙方分得 {{ party_b_percent }}%之比例進行分潤。</w:t>
       </w:r>
     </w:p>
     <w:p>
@@ -835,7 +835,7 @@
           <w:rFonts w:ascii="標楷體" w:eastAsia="標楷體" w:hAnsi="標楷體" w:cs="Times New Roman" w:hint="eastAsia"/>
           <w:color w:val="000000"/>
         </w:rPr>
-        <w:t xml:space="preserve">超額分潤機制：當合作場站之單月停車營收（未稅）超過新台幣{{ excess_threshold }}元（下稱「超額門檻」）時，就超過該門檻之營收部分，甲乙雙方另依甲方分得 {{ excess_party_a_percent }}%、乙方分得 {{ excess_party_b_percent }}%之比例分配超額分潤。</w:t>
+        <w:t xml:space="preserve">超額分潤機制：當合作場站之單月停車營收（{{ tax_type }}）超過新台幣{{ excess_threshold }}元（下稱「超額門檻」）時，就超過該門檻之營收部分，甲乙雙方另依甲方分得 {{ excess_party_a_percent }}%、乙方分得 {{ excess_party_b_percent }}%之比例分配超額分潤。</w:t>
       </w:r>
     </w:p>
     <w:p>

--- a/自動產生合約範本/NEW/第三方-悠勢_停車場系統管理與技術服務合作協議書_公版_7.17.docx
+++ b/自動產生合約範本/NEW/第三方-悠勢_停車場系統管理與技術服務合作協議書_公版_7.17.docx
@@ -805,7 +805,7 @@
           <w:rFonts w:ascii="標楷體" w:eastAsia="標楷體" w:hAnsi="標楷體" w:cs="Times New Roman" w:hint="eastAsia"/>
           <w:color w:val="000000"/>
         </w:rPr>
-        <w:t xml:space="preserve">固定收益：乙方同意甲方每期（月）固定收益為新台幣{{ min_guarantee }}元整（含稅）。若當期依比例拆帳未達此金額，乙方不參與分潤。</w:t>
+        <w:t xml:space="preserve">固定收益：採{{ pay_freq }}制，即以每{{ pay_period }}個月為一期，乙方同意甲方每期固定收益為新台幣{{ min_guarantee }}元整（含稅）。若當期依比例拆帳未達此金額，乙方不參與分潤。</w:t>
       </w:r>
     </w:p>
     <w:p>

--- a/自動產生合約範本/NEW/第三方-悠勢_停車場系統管理與技術服務合作協議書_公版_7.17.docx
+++ b/自動產生合約範本/NEW/第三方-悠勢_停車場系統管理與技術服務合作協議書_公版_7.17.docx
@@ -1190,7 +1190,7 @@
           <w:rFonts w:ascii="標楷體" w:eastAsia="標楷體" w:hAnsi="標楷體" w:cs="Times New Roman" w:hint="eastAsia"/>
           <w:color w:val="000000"/>
         </w:rPr>
-        <w:t>_______________</w:t>
+        <w:t>{{ deposit }}</w:t>
       </w:r>
       <w:r>
         <w:rPr>
